--- a/blog/cibil-score-kya-hota-hai/CIBIL Score Kya Hota Hai - Ise Kaise Check Karein.docx
+++ b/blog/cibil-score-kya-hota-hai/CIBIL Score Kya Hota Hai - Ise Kaise Check Karein.docx
@@ -80,9 +80,9 @@
           <w:sz w:val="22"/>
           <w:szCs w:val="22"/>
         </w:rPr>
-        <w:t xml:space="preserve">CIBIL Score 300 से 900 के बीच का तीन अंकों वाला नंबर है, जो बताता है कि आपने अब तक उधार कैसे चुकाया है। Loan की हर application पर lender सबसे पहले यही देखता है। Range, इसे प्रभावित करने वाले factors और पर्सनल लोन में इसकी भूमिका, सब नीचे। </w:t>
-      </w:r>
-      <w:hyperlink w:history="1" r:id="rIdhiup8gyblqaux5fbiaffw">
+        <w:t xml:space="preserve">CIBIL Score 300 से 900 के बीच का तीन अंकों वाला नंबर है, जो बताता है कि आपने अब तक उधार कैसे चुकाया है। Loan की हर application पर lender की नज़र सबसे पहले यहीं जाती। Range, इसे प्रभावित करने वाले factors और पर्सनल लोन में इसकी भूमिका, सब नीचे। </w:t>
+      </w:r>
+      <w:hyperlink w:history="1" r:id="rId5iubmsrlnlvo760ajlp7v">
         <w:r>
           <w:rPr>
             <w:rFonts w:ascii="Nirmala UI" w:cs="Nirmala UI" w:eastAsia="Nirmala UI" w:hAnsi="Nirmala UI"/>
@@ -164,7 +164,7 @@
           <w:sz w:val="17"/>
           <w:szCs w:val="17"/>
         </w:rPr>
-        <w:t xml:space="preserve">[IMAGE 1 PLACEHOLDER — download from the Image Source link below, then replace this box]</w:t>
+        <w:t xml:space="preserve">[IMAGE 1 PLACEHOLDER: download from the Image Source link below, then replace this box]</w:t>
       </w:r>
     </w:p>
     <w:p>
@@ -189,7 +189,7 @@
         <w:spacing w:after="300"/>
         <w:jc w:val="center"/>
       </w:pPr>
-      <w:hyperlink w:history="1" r:id="rIdjsxjxduyxsjxktj5n2wrz">
+      <w:hyperlink w:history="1" r:id="rIdsceig3hnug_udf560fc_z">
         <w:r>
           <w:rPr>
             <w:rFonts w:ascii="Nirmala UI" w:cs="Nirmala UI" w:eastAsia="Nirmala UI" w:hAnsi="Nirmala UI"/>
@@ -230,21 +230,21 @@
           <w:sz w:val="22"/>
           <w:szCs w:val="22"/>
         </w:rPr>
-        <w:t xml:space="preserve">TransUnion CIBIL आपके उधार का पूरा रिकॉर्ड रखती है। हर EMI और हर बकाया credit card bill वहीं दर्ज होता है, और उसी पूरे रिकॉर्ड को एक नंबर में बदल दिया जाता है, जिसे आप और आपका lender, दोनों CIBIL Score के नाम से जानते हैं।</w:t>
-      </w:r>
-    </w:p>
-    <w:p>
-      <w:pPr>
-        <w:spacing w:after="160" w:line="300"/>
-      </w:pPr>
-      <w:r>
-        <w:rPr>
-          <w:rFonts w:ascii="Nirmala UI" w:cs="Nirmala UI" w:eastAsia="Nirmala UI" w:hAnsi="Nirmala UI"/>
-          <w:color w:val="1A1A1A"/>
-          <w:sz w:val="22"/>
-          <w:szCs w:val="22"/>
-        </w:rPr>
-        <w:t xml:space="preserve">Cibil ka matlab पूछने वालों के लिए सीधी बात यह है कि यह नंबर आपकी कमाई नहीं, चुकाने की आदत मापता है।</w:t>
+        <w:t xml:space="preserve">आपके उधार का पूरा रिकॉर्ड TransUnion CIBIL के पास रहता। हर EMI और हर बकाया credit card bill वहीं दर्ज होता चला जाता, और उसी पूरे रिकॉर्ड को निचोड़कर एक नंबर बना दिया जाता, जिसे आप और आपका lender, दोनों CIBIL Score कहते हैं।</w:t>
+      </w:r>
+    </w:p>
+    <w:p>
+      <w:pPr>
+        <w:spacing w:after="160" w:line="300"/>
+      </w:pPr>
+      <w:r>
+        <w:rPr>
+          <w:rFonts w:ascii="Nirmala UI" w:cs="Nirmala UI" w:eastAsia="Nirmala UI" w:hAnsi="Nirmala UI"/>
+          <w:color w:val="1A1A1A"/>
+          <w:sz w:val="22"/>
+          <w:szCs w:val="22"/>
+        </w:rPr>
+        <w:t xml:space="preserve">Cibil ka matlab पूछने वालों के लिए सीधी बात यह रही, कि यह नंबर आपकी कमाई नहीं बल्कि उधार चुकाने की आदत मापता, और उसी आदत पर आपका अगला loan टिका होगा।</w:t>
       </w:r>
     </w:p>
     <w:tbl>
@@ -578,9 +578,9 @@
           <w:sz w:val="22"/>
           <w:szCs w:val="22"/>
         </w:rPr>
-        <w:t xml:space="preserve">लेकिन एक बात साफ रहनी चाहिए। ऊंचा score approval की गारंटी नहीं है, और कोई भी lender ऐसा दावा नहीं करता। आपकी income, नौकरी की स्थिरता और पहले से चल रही EMIs भी उतनी ही गंभीरता से पढ़ी जाती हैं। 780 का score भी बहुत कुछ नहीं कर पाएगा अगर आधी salary पहले से EMIs में जा रही हो। दूसरी तरफ 690 वाला आवेदक स्थिर नौकरी और हल्के कर्ज के साथ आगे निकल सकता है। पूरी </w:t>
-      </w:r>
-      <w:hyperlink w:history="1" r:id="rIdlive4romdmndgy3tkslvw">
+        <w:t xml:space="preserve">लेकिन एक बात साफ रहनी चाहिए। ऊंचा score approval की गारंटी नहीं है, और कोई भी lender ऐसा दावा नहीं करता। आपकी income, नौकरी की स्थिरता और पहले से चल रही EMIs भी उतनी ही गंभीरता से पढ़ी जातीं। 780 का score भी बहुत कुछ नहीं कर पाएगा अगर आधी salary पहले से EMIs में जा रही हो। दूसरी तरफ 690 वाला आवेदक स्थिर नौकरी और हल्के कर्ज के साथ आगे निकल सकता। पूरी </w:t>
+      </w:r>
+      <w:hyperlink w:history="1" r:id="rId0b5htgbk8ji53fhr25fsr">
         <w:r>
           <w:rPr>
             <w:rFonts w:ascii="Nirmala UI" w:cs="Nirmala UI" w:eastAsia="Nirmala UI" w:hAnsi="Nirmala UI"/>
@@ -599,7 +599,7 @@
           <w:sz w:val="22"/>
           <w:szCs w:val="22"/>
         </w:rPr>
-        <w:t xml:space="preserve"> समझ लेना यहां काम आता है।</w:t>
+        <w:t xml:space="preserve"> एक बार समझ लीजिए।</w:t>
       </w:r>
     </w:p>
     <w:p>
@@ -630,7 +630,7 @@
           <w:sz w:val="22"/>
           <w:szCs w:val="22"/>
         </w:rPr>
-        <w:t xml:space="preserve">पर्सनल लोन unsecured होता है। न property गिरवी, न सोना। Lender के पास वसूली के लिए कोई asset नहीं होता, इसलिए वह पूरी तरह आपके पिछले व्यवहार पर भरोसा करता है, और वह व्यवहार सबसे साफ score में ही दिखता है।</w:t>
+        <w:t xml:space="preserve">पर्सनल लोन unsecured होता। न property गिरवी, न सोना। Lender के पास वसूली के लिए कोई asset नहीं बचता, इसलिए वह पूरी तरह आपके पिछले व्यवहार पर भरोसा करता, और वह व्यवहार सबसे साफ score में ही दिखता।</w:t>
       </w:r>
     </w:p>
     <w:p>
@@ -658,7 +658,7 @@
           <w:sz w:val="22"/>
           <w:szCs w:val="22"/>
         </w:rPr>
-        <w:t xml:space="preserve">Score आपकी interest rate, मंज़ूर रकम और repayment tenure तक को छू सकता है, यानी हां के बाद भी उसका काम खत्म नहीं होता। कमज़ोर score पर आमतौर पर या तो rate ऊपर चली जाती है या मंज़ूर रकम नीचे आ जाती है, और फिर भी income तथा repayment capacity अपनी जगह उतनी ही अहम बनी रहती है। कमाई ठीक न हो तो 800 का score भी अकेला फाइल पास नहीं कराता।</w:t>
+        <w:t xml:space="preserve">Score आपकी interest rate, मंज़ूर रकम और repayment tenure तक को छू सकता है, यानी हां के बाद भी उसका काम खत्म नहीं होता। कमज़ोर score पर आमतौर पर या तो rate ऊपर चली जाती या मंज़ूर रकम नीचे आ जाती, और फिर भी income तथा repayment capacity अपनी जगह उतनी ही अहम बनी रहतीं। कमाई ठीक न हो तो 800 का score भी अकेला फाइल पास नहीं कराता।</w:t>
       </w:r>
     </w:p>
     <w:p>
@@ -706,7 +706,7 @@
           <w:sz w:val="22"/>
           <w:szCs w:val="22"/>
         </w:rPr>
-        <w:t xml:space="preserve">सबसे भारी वजन इसी का है। समय पर चुकाई गई हर EMI score को ऊपर ले जाती है, और एक missed payment महीनों तक report में दिखता रहता है।</w:t>
+        <w:t xml:space="preserve">सबसे भारी वजन इसी का। समय पर चुकाई गई हर EMI score को ऊपर ले जाती, और एक missed payment महीनों तक report में दिखता रहेगा।</w:t>
       </w:r>
     </w:p>
     <w:p>
@@ -737,7 +737,7 @@
           <w:sz w:val="22"/>
           <w:szCs w:val="22"/>
         </w:rPr>
-        <w:t xml:space="preserve">Limit का कितना हिस्सा आप इस्तेमाल करते हैं, यह अपने आप में एक संकेत है। लगातार limit के करीब खर्च करना दबाव की निशानी मानी जाती है, और 30% के आसपास रहना बेहतर समझा जाता है।</w:t>
+        <w:t xml:space="preserve">Limit का कितना हिस्सा आप इस्तेमाल करते हैं, यह अपने आप में एक संकेत। लगातार limit के करीब खर्च करना दबाव की निशानी मानी जाती, और 30% के आसपास रुकना बेहतर समझा जाएगा।</w:t>
       </w:r>
     </w:p>
     <w:p>
@@ -768,7 +768,7 @@
           <w:sz w:val="22"/>
           <w:szCs w:val="22"/>
         </w:rPr>
-        <w:t xml:space="preserve">Secured और unsecured, दोनों तरह का कर्ज ठीक से चुकाया हो तो profile संतुलित दिखती है।</w:t>
+        <w:t xml:space="preserve">Secured और unsecured, दोनों तरह का कर्ज ठीक से चुकाया हो तो profile संतुलित दिखेगी।</w:t>
       </w:r>
     </w:p>
     <w:p>
@@ -830,7 +830,7 @@
           <w:sz w:val="22"/>
           <w:szCs w:val="22"/>
         </w:rPr>
-        <w:t xml:space="preserve">पुराना credit card बंद करने से पहले सोचिए। लंबा और साफ इतिहास अपने आप में ताकत है।</w:t>
+        <w:t xml:space="preserve">पुराना credit card बंद करने से पहले सोचिए। लंबा और साफ इतिहास अपने आप में एक ताकत।</w:t>
       </w:r>
     </w:p>
     <w:p>
@@ -893,7 +893,7 @@
           <w:sz w:val="17"/>
           <w:szCs w:val="17"/>
         </w:rPr>
-        <w:t xml:space="preserve">[IMAGE 2 PLACEHOLDER — download from the Image Source link below, then replace this box]</w:t>
+        <w:t xml:space="preserve">[IMAGE 2 PLACEHOLDER: download from the Image Source link below, then replace this box]</w:t>
       </w:r>
     </w:p>
     <w:p>
@@ -918,7 +918,7 @@
         <w:spacing w:after="300"/>
         <w:jc w:val="center"/>
       </w:pPr>
-      <w:hyperlink w:history="1" r:id="rIdbismovcjo6atdwuhrtzk_">
+      <w:hyperlink w:history="1" r:id="rIddhammidnu_kbr8x2dfl_4">
         <w:r>
           <w:rPr>
             <w:rFonts w:ascii="Nirmala UI" w:cs="Nirmala UI" w:eastAsia="Nirmala UI" w:hAnsi="Nirmala UI"/>
@@ -959,7 +959,7 @@
           <w:sz w:val="22"/>
           <w:szCs w:val="22"/>
         </w:rPr>
-        <w:t xml:space="preserve">सुधार की कोई शॉर्टकट तरकीब नहीं है। जो चलता है, वह सादा है।</w:t>
+        <w:t xml:space="preserve">सुधार की कोई शॉर्टकट तरकीब नहीं। जो चलता है, वह इतना सादा है कि पढ़कर लगेगा आपको पहले से पता था।</w:t>
       </w:r>
     </w:p>
     <w:p>
@@ -1068,9 +1068,9 @@
           <w:sz w:val="22"/>
           <w:szCs w:val="22"/>
         </w:rPr>
-        <w:t xml:space="preserve">Check करना अब आसान है। हर RBI-registered bureau साल में एक बार पूरी report मुफ्त देने के लिए बाध्य है, और भारत में ऐसे चार bureau हैं। Hero FinCorp पर भी </w:t>
-      </w:r>
-      <w:hyperlink w:history="1" r:id="rIdsuiyk0ewbjzkry95zv243">
+        <w:t xml:space="preserve">Check करना अब आसान। हर RBI-registered bureau साल में एक बार पूरी report मुफ्त देने के लिए बाध्य है, और भारत में ऐसे चार bureau काम करते हैं। Hero FinCorp पर भी </w:t>
+      </w:r>
+      <w:hyperlink w:history="1" r:id="rId8eztkahkjetxqmbv0h2an">
         <w:r>
           <w:rPr>
             <w:rFonts w:ascii="Nirmala UI" w:cs="Nirmala UI" w:eastAsia="Nirmala UI" w:hAnsi="Nirmala UI"/>
@@ -1089,21 +1089,21 @@
           <w:sz w:val="22"/>
           <w:szCs w:val="22"/>
         </w:rPr>
-        <w:t xml:space="preserve"> का जवाब कुछ सेकंड में मिल जाता है।</w:t>
-      </w:r>
-    </w:p>
-    <w:p>
-      <w:pPr>
-        <w:spacing w:after="160" w:line="300"/>
-      </w:pPr>
-      <w:r>
-        <w:rPr>
-          <w:rFonts w:ascii="Nirmala UI" w:cs="Nirmala UI" w:eastAsia="Nirmala UI" w:hAnsi="Nirmala UI"/>
-          <w:color w:val="1A1A1A"/>
-          <w:sz w:val="22"/>
-          <w:szCs w:val="22"/>
-        </w:rPr>
-        <w:t xml:space="preserve">Report खुलते ही नाम, PAN, accounts, repayment history और enquiries मिलाइए। कोई loan दिख रहा है जो आपने लिया ही नहीं, या बंद खाता अब भी active है, तो lender या bureau के पास dispute दर्ज कराइए। RBI के 8 अगस्त 2024 के circular के बाद, 1 जनवरी 2025 से हर lender को महीने में दो बार, 15 तारीख और आखिरी दिन, आपका data bureau को भेजना पड़ता है, यानी सुधार अब तीन महीने नहीं बल्कि दो हफ्ते में दिखने लगता है।</w:t>
+        <w:t xml:space="preserve"> का जवाब कुछ सेकंड में मिल जाएगा।</w:t>
+      </w:r>
+    </w:p>
+    <w:p>
+      <w:pPr>
+        <w:spacing w:after="160" w:line="300"/>
+      </w:pPr>
+      <w:r>
+        <w:rPr>
+          <w:rFonts w:ascii="Nirmala UI" w:cs="Nirmala UI" w:eastAsia="Nirmala UI" w:hAnsi="Nirmala UI"/>
+          <w:color w:val="1A1A1A"/>
+          <w:sz w:val="22"/>
+          <w:szCs w:val="22"/>
+        </w:rPr>
+        <w:t xml:space="preserve">Report खुलते ही नाम, PAN, accounts, repayment history और enquiries मिलाइए। कोई loan दिख रहा है जो आपने लिया ही नहीं, या बंद खाता अब भी active है, तो lender या bureau के पास dispute दर्ज कराइए। RBI के 8 अगस्त 2024 के circular के बाद, 1 जनवरी 2025 से हर lender को महीने में दो बार, 15 तारीख और आखिरी दिन, आपका data bureau को भेजना पड़ता, यानी सुधार अब तीन महीने नहीं बल्कि दो हफ्ते में दिखने लगेगा।</w:t>
       </w:r>
     </w:p>
     <w:p>
@@ -1509,21 +1509,21 @@
           <w:sz w:val="22"/>
           <w:szCs w:val="22"/>
         </w:rPr>
-        <w:t xml:space="preserve">हां, और काफी हद तक। पर यह अकेला पैमाना नहीं है।</w:t>
-      </w:r>
-    </w:p>
-    <w:p>
-      <w:pPr>
-        <w:spacing w:after="160" w:line="300"/>
-      </w:pPr>
-      <w:r>
-        <w:rPr>
-          <w:rFonts w:ascii="Nirmala UI" w:cs="Nirmala UI" w:eastAsia="Nirmala UI" w:hAnsi="Nirmala UI"/>
-          <w:color w:val="1A1A1A"/>
-          <w:sz w:val="22"/>
-          <w:szCs w:val="22"/>
-        </w:rPr>
-        <w:t xml:space="preserve">Lender आपकी net income, employer, नौकरी में बिताया समय, चल रही liabilities और repayment capacity, सब जोड़कर फैसला लेता है। कम score पर approval या बेहतर terms मिलना तुलनात्मक रूप से मुश्किल रहता है, और यह हर lender की अपनी policy पर निर्भर करता है।</w:t>
+        <w:t xml:space="preserve">हां, और काफी हद तक। पर यह अकेला पैमाना नहीं।</w:t>
+      </w:r>
+    </w:p>
+    <w:p>
+      <w:pPr>
+        <w:spacing w:after="160" w:line="300"/>
+      </w:pPr>
+      <w:r>
+        <w:rPr>
+          <w:rFonts w:ascii="Nirmala UI" w:cs="Nirmala UI" w:eastAsia="Nirmala UI" w:hAnsi="Nirmala UI"/>
+          <w:color w:val="1A1A1A"/>
+          <w:sz w:val="22"/>
+          <w:szCs w:val="22"/>
+        </w:rPr>
+        <w:t xml:space="preserve">Lender आपकी net income, employer, नौकरी में बिताया समय, चल रही liabilities और repayment capacity, सब जोड़कर फैसला लेता। कम score पर approval या बेहतर terms मिलना तुलनात्मक रूप से मुश्किल रहेगा, और यह हर lender की अपनी policy पर टिका।</w:t>
       </w:r>
     </w:p>
     <w:p>
@@ -1539,7 +1539,7 @@
         </w:rPr>
         <w:t xml:space="preserve">अंदाज़ा लगाना हो तो </w:t>
       </w:r>
-      <w:hyperlink w:history="1" r:id="rIdhrkcj4zxszijhdnsybxhc">
+      <w:hyperlink w:history="1" r:id="rIdkcdvvedn7pdwfbsuhb_oz">
         <w:r>
           <w:rPr>
             <w:rFonts w:ascii="Nirmala UI" w:cs="Nirmala UI" w:eastAsia="Nirmala UI" w:hAnsi="Nirmala UI"/>
@@ -1560,7 +1560,7 @@
         </w:rPr>
         <w:t xml:space="preserve"> पर income और मौजूदा EMIs डालिए, फिर </w:t>
       </w:r>
-      <w:hyperlink w:history="1" r:id="rIdjiq4sshcd6p4gpdeonts2">
+      <w:hyperlink w:history="1" r:id="rIdxbo9mhlwwj84s-3touquv">
         <w:r>
           <w:rPr>
             <w:rFonts w:ascii="Nirmala UI" w:cs="Nirmala UI" w:eastAsia="Nirmala UI" w:hAnsi="Nirmala UI"/>
@@ -1579,7 +1579,7 @@
           <w:sz w:val="22"/>
           <w:szCs w:val="22"/>
         </w:rPr>
-        <w:t xml:space="preserve"> की शर्तें पढ़ लीजिए। 1 अक्टूबर 2024 से RBI ने हर lender के लिए Key Facts Statement देना अनिवार्य कर दिया है, जिसमें ब्याज सहित पूरी लागत लिखी होती है। साइन करने से पहले वही पन्ना पढ़िए।</w:t>
+        <w:t xml:space="preserve"> की शर्तें पढ़ लीजिए। 1 अक्टूबर 2024 से RBI ने हर lender के लिए Key Facts Statement देना अनिवार्य कर दिया है, जिसमें ब्याज सहित पूरी लागत लिखी होती। साइन करने से पहले वही पन्ना पढ़िए।</w:t>
       </w:r>
     </w:p>
     <w:p>
@@ -1627,7 +1627,7 @@
           <w:sz w:val="22"/>
           <w:szCs w:val="22"/>
         </w:rPr>
-        <w:t xml:space="preserve">ज़्यादातर lenders 700 से ऊपर पसंद करते हैं। नीचे भी फाइल चलती है, बशर्ते बाकी profile मज़बूत हो।</w:t>
+        <w:t xml:space="preserve">ज़्यादातर lenders 700 से ऊपर पसंद करते। नीचे भी फाइल चलती है, बशर्ते बाकी profile मज़बूत हो।</w:t>
       </w:r>
     </w:p>
     <w:p>
@@ -1658,7 +1658,7 @@
           <w:sz w:val="22"/>
           <w:szCs w:val="22"/>
         </w:rPr>
-        <w:t xml:space="preserve">नहीं। खुद देखना soft enquiry है और इससे फर्क नहीं पड़ता। Lender की hard enquiry अलग चीज़ है।</w:t>
+        <w:t xml:space="preserve">नहीं। खुद देखना soft enquiry कहलाता है और इससे फर्क नहीं पड़ता। Lender की hard enquiry अलग चीज़।</w:t>
       </w:r>
     </w:p>
     <w:p>
@@ -1689,7 +1689,7 @@
           <w:sz w:val="22"/>
           <w:szCs w:val="22"/>
         </w:rPr>
-        <w:t xml:space="preserve">कुछ महीने। एक-दो चूक जल्दी भर जाती है, लगातार देरी देर तक टिकती है।</w:t>
+        <w:t xml:space="preserve">कुछ महीने। एक-दो चूक जल्दी भर जाती, लगातार देरी देर तक टिकेगी।</w:t>
       </w:r>
     </w:p>
     <w:p>
@@ -1720,7 +1720,7 @@
           <w:sz w:val="22"/>
           <w:szCs w:val="22"/>
         </w:rPr>
-        <w:t xml:space="preserve">हां, यही सबसे भरोसेमंद तरीका है।</w:t>
+        <w:t xml:space="preserve">हां, यही सबसे भरोसेमंद तरीका।</w:t>
       </w:r>
     </w:p>
     <w:p>
@@ -1751,7 +1751,7 @@
           <w:sz w:val="22"/>
           <w:szCs w:val="22"/>
         </w:rPr>
-        <w:t xml:space="preserve">समय पर चुकाया loan report में अच्छा दिखता है। NOC लेना न भूलें।</w:t>
+        <w:t xml:space="preserve">समय पर चुकाया loan report में अच्छा दिखेगा। NOC लेना न भूलें।</w:t>
       </w:r>
     </w:p>
     <w:p>
@@ -1782,7 +1782,7 @@
           <w:sz w:val="22"/>
           <w:szCs w:val="22"/>
         </w:rPr>
-        <w:t xml:space="preserve">साल में दो-तीन बार काफी है। बड़ा loan लेने से पहले ज़रूर।</w:t>
+        <w:t xml:space="preserve">साल में दो-तीन बार काफी। बड़ा loan लेने से पहले ज़रूर।</w:t>
       </w:r>
     </w:p>
     <w:p>
@@ -1813,7 +1813,7 @@
           <w:sz w:val="22"/>
           <w:szCs w:val="22"/>
         </w:rPr>
-        <w:t xml:space="preserve">मुमकिन है, पर शर्तें सख्त हो सकती हैं। स्थिर income यहां मदद करती है।</w:t>
+        <w:t xml:space="preserve">मुमकिन है, पर शर्तें सख्त हो सकती हैं। स्थिर income यहां मदद करेगी।</w:t>
       </w:r>
     </w:p>
     <w:p>
@@ -1844,14 +1844,14 @@
           <w:sz w:val="22"/>
           <w:szCs w:val="22"/>
         </w:rPr>
-        <w:t xml:space="preserve">Score एक तस्वीर है, फैसला नहीं, इसलिए उसे पढ़िए, गलतियां सुधारिए और फिर देखिए कि आप असल में किस रकम के लिए तैयार हैं।</w:t>
-      </w:r>
-    </w:p>
-    <w:p>
-      <w:pPr>
-        <w:spacing w:after="160" w:line="300"/>
-      </w:pPr>
-      <w:hyperlink w:history="1" r:id="rIdiwcqi9wpnf7siemdas4ud">
+        <w:t xml:space="preserve">Score एक तस्वीर भर है, फैसला नहीं, इसलिए उसे ठीक से पढ़िए, जो गलत दिखे उसे सुधारिए और फिर देखिए कि आप असल में किस रकम के लिए तैयार बैठे हैं।</w:t>
+      </w:r>
+    </w:p>
+    <w:p>
+      <w:pPr>
+        <w:spacing w:after="160" w:line="300"/>
+      </w:pPr>
+      <w:hyperlink w:history="1" r:id="rIdstj6b7egugkrdxb7mmuhq">
         <w:r>
           <w:rPr>
             <w:rFonts w:ascii="Nirmala UI" w:cs="Nirmala UI" w:eastAsia="Nirmala UI" w:hAnsi="Nirmala UI"/>
